--- a/Week-6_Algorithms-Publication-and-Technology/Madison_Parker_CS499_Module6_Disruptive_Technology_Journal.docx
+++ b/Week-6_Algorithms-Publication-and-Technology/Madison_Parker_CS499_Module6_Disruptive_Technology_Journal.docx
@@ -99,7 +99,14 @@
       </w:r>
     </w:p>
     <w:p>
+      <w:pPr>
+        <w:spacing w:line="480" w:lineRule="auto" w:before="0" w:after="0"/>
+      </w:pPr>
       <w:r>
+        <w:rPr>
+          <w:rFonts w:ascii="Times New Roman" w:hAnsi="Times New Roman" w:eastAsia="Times New Roman" w:cs="Times New Roman"/>
+          <w:sz w:val="24"/>
+        </w:rPr>
         <w:br w:type="page"/>
       </w:r>
     </w:p>
@@ -228,7 +235,7 @@
           <w:color w:val="000000"/>
           <w:sz w:val="24"/>
         </w:rPr>
-        <w:t>The interface should not reward a lower number every day as though the number were a simple behavior. Body weight changes with hydration, meals, clothing, medication, measurement time, and other factors. Steinberg et al. (2013) found clinically meaningful results from an intervention centered on daily self-weighing with smart-scale and electronic feedback, but that evidence supports a feedback loop rather than a universal color rule. Krukowski et al. (2024) also found mixed evidence about which feedback formats are most effective and reported that weight outcomes were too heterogeneous for a pooled conclusion. I therefore treat the adaptive interface as a researched design hypothesis that needs usability and outcome testing, not as a guaranteed health intervention.</w:t>
+        <w:t>The interface should not reward a lower number every day as though the number were a simple behavior. Body weight changes with hydration, meals, clothing, medication, measurement time, and other factors. Steinberg et al. (2013) found clinically meaningful results from an intervention centered on daily self-weighing with smart-scale and electronic feedback, but that evidence supports a feedback loop rather than a universal color rule. Krukowski et al. (2024a) found mixed evidence about which feedback formats are most effective and reported that weight outcomes were too heterogeneous for a pooled conclusion; a published correction reported a smaller but still significant effect on physical activity (Krukowski et al., 2024b). I therefore treat the adaptive interface as a researched design hypothesis that needs usability and outcome testing, not as a guaranteed health intervention.</w:t>
       </w:r>
     </w:p>
     <w:p>
@@ -340,7 +347,7 @@
           <w:color w:val="000000"/>
           <w:sz w:val="24"/>
         </w:rPr>
-        <w:t>Color would reinforce meaning rather than carry meaning by itself. The Web Accessibility Initiative explains that information conveyed by color must also have another visual means (2024a). Each state therefore needs a heading, an icon, a signed numeric difference, an explanatory sentence, and an accessible content description. A green or red background that disappears in grayscale must not remove the result.</w:t>
+        <w:t>Color would reinforce meaning rather than carry meaning by itself. The Web Accessibility Initiative (2025) explains that information conveyed by color must also have another visual means. Each state therefore needs a heading, an icon, a signed numeric difference, an explanatory sentence, and an accessible content description. A green or red background that disappears in grayscale must not remove the result.</w:t>
       </w:r>
     </w:p>
     <w:p>
@@ -356,7 +363,7 @@
           <w:color w:val="000000"/>
           <w:sz w:val="24"/>
         </w:rPr>
-        <w:t>The initial palette can use a pale green background (#E8F5E9) with dark green text (#1B5E20) and a pale red background (#FDECEC) with dark red text (#8B1E1E). The approximate contrast ratios are 7.00:1 and 7.99:1, respectively, which exceed the 4.5:1 WCAG 2.2 Level AA threshold for normal text (Web Accessibility Initiative, 2024b). The application should also provide a color-blind-safe palette and an option to disable adaptive colors. The overview area can change state without flooding every screen with a saturated warning color.</w:t>
+        <w:t>The initial palette can use a pale green background (#E8F5E9) with dark green text (#1B5E20) and a pale red background (#FDECEC) with dark red text (#8B1E1E). The approximate contrast ratios are 7.00:1 and 7.99:1, respectively, which exceed the 4.5:1 WCAG 2.2 Level AA threshold for normal text (Web Accessibility Initiative, 2026). The application should also provide a color-blind-safe palette and an option to disable adaptive colors. The overview area can change state without flooding every screen with a saturated warning color.</w:t>
       </w:r>
     </w:p>
     <w:p>
@@ -772,7 +779,19 @@
           <w:color w:val="000000"/>
           <w:sz w:val="24"/>
         </w:rPr>
-        <w:t>Krukowski, R. A., Denton, A. H., &amp; König, L. M. (2024). Impact of feedback generation and presentation on self-monitoring behaviors, dietary intake, physical activity, and weight: A systematic review and meta-analysis. International Journal of Behavioral Nutrition and Physical Activity, 21, Article 3. https://doi.org/10.1186/s12966-023-01555-6</w:t>
+        <w:t>Krukowski, R. A., Denton, A. H., &amp; König, L. M. (2024a). Impact of feedback generation and presentation on self-monitoring behaviors, dietary intake, physical activity, and weight: A systematic review and meta-analysis. International Journal of Behavioral Nutrition and Physical Activity, 21, Article 3. https://doi.org/10.1186/s12966-023-01555-6</w:t>
+      </w:r>
+    </w:p>
+    <w:p>
+      <w:pPr>
+        <w:spacing w:line="480" w:lineRule="auto" w:before="0" w:after="0"/>
+      </w:pPr>
+      <w:r>
+        <w:rPr>
+          <w:rFonts w:ascii="Times New Roman" w:hAnsi="Times New Roman" w:eastAsia="Times New Roman" w:cs="Times New Roman"/>
+          <w:sz w:val="24"/>
+        </w:rPr>
+        <w:t>Krukowski, R. A., Denton, A. H., &amp; König, L. M. (2024b). Correction: Impact of feedback generation and presentation on self-monitoring behaviors, dietary intake, physical activity, and weight: A systematic review and meta-analysis. International Journal of Behavioral Nutrition and Physical Activity, 21, Article 20. https://doi.org/10.1186/s12966-024-01569-8</w:t>
       </w:r>
     </w:p>
     <w:p>
@@ -804,7 +823,7 @@
           <w:color w:val="000000"/>
           <w:sz w:val="24"/>
         </w:rPr>
-        <w:t>Web Accessibility Initiative. (2024a). Understanding Success Criterion 1.4.1: Use of color. World Wide Web Consortium. https://www.w3.org/WAI/WCAG22/Understanding/use-of-color.html</w:t>
+        <w:t>Web Accessibility Initiative. (2025). Understanding Success Criterion 1.4.1: Use of color. World Wide Web Consortium. https://www.w3.org/WAI/WCAG22/Understanding/use-of-color.html</w:t>
       </w:r>
     </w:p>
     <w:p>
@@ -820,7 +839,7 @@
           <w:color w:val="000000"/>
           <w:sz w:val="24"/>
         </w:rPr>
-        <w:t>Web Accessibility Initiative. (2024b). Understanding Success Criterion 1.4.3: Contrast (minimum). World Wide Web Consortium. https://www.w3.org/WAI/WCAG22/Understanding/contrast-minimum.html</w:t>
+        <w:t>Web Accessibility Initiative. (2026). Understanding Success Criterion 1.4.3: Contrast (minimum). World Wide Web Consortium. https://www.w3.org/WAI/WCAG22/Understanding/contrast-minimum.html</w:t>
       </w:r>
     </w:p>
     <w:p>
@@ -858,16 +877,26 @@
       <w:pStyle w:val="Footer"/>
       <w:keepNext w:val="0"/>
       <w:spacing w:line="480" w:lineRule="auto" w:before="0" w:after="0"/>
-      <w:jc w:val="center"/>
+      <w:jc w:val="right"/>
     </w:pPr>
     <w:r>
       <w:rPr>
         <w:rFonts w:ascii="Times New Roman" w:hAnsi="Times New Roman" w:eastAsia="Times New Roman" w:cs="Times New Roman"/>
-        <w:color w:val="000000"/>
         <w:sz w:val="24"/>
       </w:rPr>
+      <w:t xml:space="preserve">Page </w:t>
     </w:r>
-    <w:fldSimple w:instr="PAGE"/>
+    <w:r>
+      <w:rPr>
+        <w:rFonts w:ascii="Times New Roman" w:hAnsi="Times New Roman" w:eastAsia="Times New Roman" w:cs="Times New Roman"/>
+        <w:sz w:val="24"/>
+      </w:rPr>
+      <w:fldChar w:fldCharType="begin"/>
+      <w:instrText xml:space="preserve"> PAGE </w:instrText>
+      <w:fldChar w:fldCharType="separate"/>
+      <w:t>1</w:t>
+      <w:fldChar w:fldCharType="end"/>
+    </w:r>
   </w:p>
 </w:ftr>
 </file>
@@ -879,20 +908,11 @@
       <w:pStyle w:val="Header"/>
       <w:keepNext w:val="0"/>
       <w:spacing w:line="480" w:lineRule="auto" w:before="0" w:after="0"/>
-      <w:jc w:val="left"/>
+      <w:jc w:val="right"/>
     </w:pPr>
     <w:r>
       <w:rPr>
         <w:rFonts w:ascii="Times New Roman" w:hAnsi="Times New Roman" w:eastAsia="Times New Roman" w:cs="Times New Roman"/>
-        <w:color w:val="000000"/>
-        <w:sz w:val="24"/>
-      </w:rPr>
-    </w:r>
-    <w:r>
-      <w:rPr>
-        <w:rFonts w:ascii="Times New Roman" w:hAnsi="Times New Roman" w:eastAsia="Times New Roman" w:cs="Times New Roman"/>
-        <w:b/>
-        <w:color w:val="000000"/>
         <w:sz w:val="24"/>
       </w:rPr>
       <w:t>Madison Parker | CS 499 Module Six</w:t>
